--- a/assets/docs/05_Client_Onboarding_Form_Specification.docx
+++ b/assets/docs/05_Client_Onboarding_Form_Specification.docx
@@ -3,16 +3,20 @@
 <w:document xmlns:wpc="http://schemas.microsoft.com/office/word/2010/wordprocessingCanvas" xmlns:mo="http://schemas.microsoft.com/office/mac/office/2008/main" xmlns:mc="http://schemas.openxmlformats.org/markup-compatibility/2006" xmlns:mv="urn:schemas-microsoft-com:mac:vml" xmlns:o="urn:schemas-microsoft-com:office:office" xmlns:r="http://schemas.openxmlformats.org/officeDocument/2006/relationships" xmlns:m="http://schemas.openxmlformats.org/officeDocument/2006/math" xmlns:v="urn:schemas-microsoft-com:vml" xmlns:wp14="http://schemas.microsoft.com/office/word/2010/wordprocessingDrawing" xmlns:wp="http://schemas.openxmlformats.org/drawingml/2006/wordprocessingDrawing" xmlns:w10="urn:schemas-microsoft-com:office:word" xmlns:w="http://schemas.openxmlformats.org/wordprocessingml/2006/main" xmlns:w14="http://schemas.microsoft.com/office/word/2010/wordml" xmlns:wpg="http://schemas.microsoft.com/office/word/2010/wordprocessingGroup" xmlns:wpi="http://schemas.microsoft.com/office/word/2010/wordprocessingInk" xmlns:wne="http://schemas.microsoft.com/office/word/2006/wordml" xmlns:wps="http://schemas.microsoft.com/office/word/2010/wordprocessingShape" mc:Ignorable="w14 wp14">
   <w:body>
     <w:p>
-      <w:pPr>
-        <w:pStyle w:val="Title"/>
-      </w:pPr>
       <w:r>
-        <w:t>BrightPath Creative Studio — New Client Onboarding Form</w:t>
+        <w:rPr>
+          <w:b/>
+          <w:sz w:val="40"/>
+        </w:rPr>
+        <w:t>Client Onboarding Form Specification</w:t>
       </w:r>
     </w:p>
     <w:p>
       <w:r>
-        <w:t>SIMULATED PORTFOLIO PROJECT — Google Forms Build Specification</w:t>
+        <w:rPr>
+          <w:i/>
+        </w:rPr>
+        <w:t>Google Forms → Google Sheets workflow</w:t>
       </w:r>
     </w:p>
     <w:p>
@@ -20,7 +24,20 @@
         <w:pStyle w:val="Heading1"/>
       </w:pPr>
       <w:r>
-        <w:t>Section 1 — Client Information</w:t>
+        <w:t>Purpose</w:t>
+      </w:r>
+    </w:p>
+    <w:p>
+      <w:r>
+        <w:t>Collect consistent information before administrative work begins.</w:t>
+      </w:r>
+    </w:p>
+    <w:p>
+      <w:pPr>
+        <w:pStyle w:val="Heading1"/>
+      </w:pPr>
+      <w:r>
+        <w:t>Form Sections</w:t>
       </w:r>
     </w:p>
     <w:p>
@@ -28,7 +45,7 @@
         <w:pStyle w:val="ListBullet"/>
       </w:pPr>
       <w:r>
-        <w:t>Full Name</w:t>
+        <w:t>Contact Information: name, company, email, phone</w:t>
       </w:r>
     </w:p>
     <w:p>
@@ -36,7 +53,7 @@
         <w:pStyle w:val="ListBullet"/>
       </w:pPr>
       <w:r>
-        <w:t>Company Name</w:t>
+        <w:t>Business Information: website, industry, timezone</w:t>
       </w:r>
     </w:p>
     <w:p>
@@ -44,7 +61,7 @@
         <w:pStyle w:val="ListBullet"/>
       </w:pPr>
       <w:r>
-        <w:t>Email Address</w:t>
+        <w:t>Services Requested: admin support, calendar, email, data entry, file organization</w:t>
       </w:r>
     </w:p>
     <w:p>
@@ -52,7 +69,7 @@
         <w:pStyle w:val="ListBullet"/>
       </w:pPr>
       <w:r>
-        <w:t>Contact Number</w:t>
+        <w:t>Communication Preferences</w:t>
       </w:r>
     </w:p>
     <w:p>
@@ -60,7 +77,15 @@
         <w:pStyle w:val="ListBullet"/>
       </w:pPr>
       <w:r>
-        <w:t>Business Address</w:t>
+        <w:t>Tools and Workflow Notes</w:t>
+      </w:r>
+    </w:p>
+    <w:p>
+      <w:pPr>
+        <w:pStyle w:val="ListBullet"/>
+      </w:pPr>
+      <w:r>
+        <w:t>Target Start Date and Priorities</w:t>
       </w:r>
     </w:p>
     <w:p>
@@ -68,7 +93,7 @@
         <w:pStyle w:val="Heading1"/>
       </w:pPr>
       <w:r>
-        <w:t>Section 2 — Service Required</w:t>
+        <w:t>Response Sheet Columns</w:t>
       </w:r>
     </w:p>
     <w:p>
@@ -76,7 +101,7 @@
         <w:pStyle w:val="ListBullet"/>
       </w:pPr>
       <w:r>
-        <w:t>Administrative Support</w:t>
+        <w:t>Timestamp</w:t>
       </w:r>
     </w:p>
     <w:p>
@@ -84,7 +109,7 @@
         <w:pStyle w:val="ListBullet"/>
       </w:pPr>
       <w:r>
-        <w:t>Data Entry</w:t>
+        <w:t>Client Name</w:t>
       </w:r>
     </w:p>
     <w:p>
@@ -92,7 +117,7 @@
         <w:pStyle w:val="ListBullet"/>
       </w:pPr>
       <w:r>
-        <w:t>Email Management</w:t>
+        <w:t>Company</w:t>
       </w:r>
     </w:p>
     <w:p>
@@ -100,7 +125,7 @@
         <w:pStyle w:val="ListBullet"/>
       </w:pPr>
       <w:r>
-        <w:t>Calendar Management</w:t>
+        <w:t>Email</w:t>
       </w:r>
     </w:p>
     <w:p>
@@ -108,7 +133,7 @@
         <w:pStyle w:val="ListBullet"/>
       </w:pPr>
       <w:r>
-        <w:t>Document Management</w:t>
+        <w:t>Phone</w:t>
       </w:r>
     </w:p>
     <w:p>
@@ -116,15 +141,7 @@
         <w:pStyle w:val="ListBullet"/>
       </w:pPr>
       <w:r>
-        <w:t>Creative Support</w:t>
-      </w:r>
-    </w:p>
-    <w:p>
-      <w:pPr>
-        <w:pStyle w:val="Heading1"/>
-      </w:pPr>
-      <w:r>
-        <w:t>Section 3 — Project Information</w:t>
+        <w:t>Services</w:t>
       </w:r>
     </w:p>
     <w:p>
@@ -132,7 +149,7 @@
         <w:pStyle w:val="ListBullet"/>
       </w:pPr>
       <w:r>
-        <w:t>Project Name</w:t>
+        <w:t>Timezone</w:t>
       </w:r>
     </w:p>
     <w:p>
@@ -140,7 +157,7 @@
         <w:pStyle w:val="ListBullet"/>
       </w:pPr>
       <w:r>
-        <w:t>Project Description</w:t>
+        <w:t>Communication Preference</w:t>
       </w:r>
     </w:p>
     <w:p>
@@ -156,7 +173,7 @@
         <w:pStyle w:val="ListBullet"/>
       </w:pPr>
       <w:r>
-        <w:t>Expected Deadline</w:t>
+        <w:t>Priority</w:t>
       </w:r>
     </w:p>
     <w:p>
@@ -164,31 +181,7 @@
         <w:pStyle w:val="ListBullet"/>
       </w:pPr>
       <w:r>
-        <w:t>Special Instructions</w:t>
-      </w:r>
-    </w:p>
-    <w:p>
-      <w:pPr>
-        <w:pStyle w:val="Heading1"/>
-      </w:pPr>
-      <w:r>
-        <w:t>Section 4 — Communication</w:t>
-      </w:r>
-    </w:p>
-    <w:p>
-      <w:pPr>
-        <w:pStyle w:val="ListBullet"/>
-      </w:pPr>
-      <w:r>
-        <w:t>Preferred Communication Method</w:t>
-      </w:r>
-    </w:p>
-    <w:p>
-      <w:pPr>
-        <w:pStyle w:val="ListBullet"/>
-      </w:pPr>
-      <w:r>
-        <w:t>Preferred Meeting Schedule</w:t>
+        <w:t>Notes</w:t>
       </w:r>
     </w:p>
     <w:p>
@@ -201,12 +194,65 @@
     </w:p>
     <w:p>
       <w:r>
-        <w:t>Google Form → Google Sheets → Client Database → Google Drive → Google Calendar → Gmail → Weekly Report</w:t>
+        <w:t>Form submission → Google Sheets response → VA review → Drive folder creation → Client Database entry → onboarding meeting → welcome email → Task Tracker setup.</w:t>
+      </w:r>
+    </w:p>
+    <w:p>
+      <w:pPr>
+        <w:pStyle w:val="Heading1"/>
+      </w:pPr>
+      <w:r>
+        <w:t>Quality Control</w:t>
+      </w:r>
+    </w:p>
+    <w:p>
+      <w:pPr>
+        <w:pStyle w:val="ListBullet"/>
+      </w:pPr>
+      <w:r>
+        <w:t>Check required fields</w:t>
+      </w:r>
+    </w:p>
+    <w:p>
+      <w:pPr>
+        <w:pStyle w:val="ListBullet"/>
+      </w:pPr>
+      <w:r>
+        <w:t>Check duplicate submissions</w:t>
+      </w:r>
+    </w:p>
+    <w:p>
+      <w:pPr>
+        <w:pStyle w:val="ListBullet"/>
+      </w:pPr>
+      <w:r>
+        <w:t>Confirm email format</w:t>
+      </w:r>
+    </w:p>
+    <w:p>
+      <w:pPr>
+        <w:pStyle w:val="ListBullet"/>
+      </w:pPr>
+      <w:r>
+        <w:t>Flag missing access information</w:t>
+      </w:r>
+    </w:p>
+    <w:p>
+      <w:pPr>
+        <w:pStyle w:val="ListBullet"/>
+      </w:pPr>
+      <w:r>
+        <w:t>Create follow-up task for missing information</w:t>
+      </w:r>
+    </w:p>
+    <w:p>
+      <w:r>
+        <w:t>SIMULATED PORTFOLIO PROJECT — All client names, records, and figures are fictional.</w:t>
       </w:r>
     </w:p>
     <w:sectPr>
       <w:pgSz w:w="12240" w:h="15840"/>
-      <w:pgMar w:top="1440" w:right="1800" w:bottom="1440" w:left="1800" w:header="720" w:footer="720" w:gutter="0"/>
+      <w:pgMar w:top="936" w:right="1800" w:bottom="936" w:left="1800" w:header="720" w:footer="720" w:gutter="0"/>
       <w:cols w:space="720"/>
       <w:docGrid w:linePitch="360"/>
     </w:sectPr>
